--- a/word_reports/LP_0199_위치_375_Juice Newton_Juice.docx
+++ b/word_reports/LP_0199_위치_375_Juice Newton_Juice.docx
@@ -4,7 +4,7 @@
   <w:body>
     <w:p>
       <w:pPr>
-        <w:spacing w:after="280"/>
+        <w:spacing w:after="80"/>
       </w:pPr>
       <w:r>
         <w:rPr w:rFonts="맑은 고딕">
@@ -13,94 +13,47 @@
           <w:color w:val="1E3A8A"/>
           <w:sz w:val="30"/>
         </w:rPr>
-        <w:t>[375] Juice Newton - Juice</w:t>
+        <w:t>Juice Newton (주스 뉴턴) - Juice</w:t>
       </w:r>
     </w:p>
     <w:p>
       <w:pPr>
-        <w:spacing w:after="320"/>
+        <w:spacing w:after="240"/>
       </w:pPr>
       <w:r>
         <w:rPr w:rFonts="맑은 고딕">
           <w:rFonts w:ascii="맑은 고딕" w:hAnsi="맑은 고딕" w:eastAsia="맑은 고딕"/>
           <w:b/>
-          <w:sz w:val="20"/>
+          <w:color w:val="4B5563"/>
+          <w:sz w:val="22"/>
         </w:rPr>
-        <w:t>■ 위치 : 375</w:t>
-        <w:br/>
-      </w:r>
-      <w:r>
-        <w:rPr w:rFonts="맑은 고딕">
-          <w:rFonts w:ascii="맑은 고딕" w:hAnsi="맑은 고딕" w:eastAsia="맑은 고딕"/>
-          <w:b/>
-          <w:sz w:val="20"/>
-        </w:rPr>
-        <w:t>■ 아티스트 : Juice Newton</w:t>
-        <w:br/>
-      </w:r>
-      <w:r>
-        <w:rPr w:rFonts="맑은 고딕">
-          <w:rFonts w:ascii="맑은 고딕" w:hAnsi="맑은 고딕" w:eastAsia="맑은 고딕"/>
-          <w:b/>
-          <w:sz w:val="20"/>
-        </w:rPr>
-        <w:t>■ 앨범명 : Juice</w:t>
-        <w:br/>
-      </w:r>
-      <w:r>
-        <w:rPr w:rFonts="맑은 고딕">
-          <w:rFonts w:ascii="맑은 고딕" w:hAnsi="맑은 고딕" w:eastAsia="맑은 고딕"/>
-          <w:b w:val="0"/>
-          <w:sz w:val="20"/>
-        </w:rPr>
-        <w:t>■ 음반 레이블 : Capitol Records</w:t>
-        <w:br/>
-      </w:r>
-      <w:r>
-        <w:rPr w:rFonts="맑은 고딕">
-          <w:rFonts w:ascii="맑은 고딕" w:hAnsi="맑은 고딕" w:eastAsia="맑은 고딕"/>
-          <w:b w:val="0"/>
-          <w:sz w:val="20"/>
-        </w:rPr>
-        <w:t>■ 발매년도 : 1981</w:t>
-        <w:br/>
-      </w:r>
-      <w:r>
-        <w:rPr w:rFonts="맑은 고딕">
-          <w:rFonts w:ascii="맑은 고딕" w:hAnsi="맑은 고딕" w:eastAsia="맑은 고딕"/>
-          <w:b w:val="0"/>
-          <w:sz w:val="20"/>
-        </w:rPr>
-        <w:t>■ 장르 : 컨트리 팝, 소프트 록 (Country Pop, Soft Rock)</w:t>
-        <w:br/>
-      </w:r>
-      <w:r>
-        <w:rPr w:rFonts="맑은 고딕">
-          <w:rFonts w:ascii="맑은 고딕" w:hAnsi="맑은 고딕" w:eastAsia="맑은 고딕"/>
-          <w:b w:val="0"/>
-          <w:sz w:val="20"/>
-        </w:rPr>
-        <w:t>■ 주요 수록곡 : 1. Angel of the Morning</w:t>
-        <w:br/>
+        <w:t>위치 :  375</w:t>
       </w:r>
     </w:p>
     <w:p>
       <w:pPr>
-        <w:spacing w:after="160"/>
+        <w:spacing w:line="324" w:lineRule="auto" w:before="80" w:after="160"/>
       </w:pPr>
       <w:r>
         <w:rPr w:rFonts="맑은 고딕">
           <w:rFonts w:ascii="맑은 고딕" w:hAnsi="맑은 고딕" w:eastAsia="맑은 고딕"/>
           <w:b/>
           <w:color w:val="1F2937"/>
-          <w:sz w:val="24"/>
+          <w:sz w:val="22"/>
         </w:rPr>
-        <w:t>■ 음반 해설 및 감상 가이드</w:t>
+        <w:t xml:space="preserve">[음반 소개] </w:t>
+      </w:r>
+      <w:r>
+        <w:rPr w:rFonts="맑은 고딕">
+          <w:rFonts w:ascii="맑은 고딕" w:hAnsi="맑은 고딕" w:eastAsia="맑은 고딕"/>
+          <w:b w:val="0"/>
+          <w:sz w:val="21"/>
+        </w:rPr>
       </w:r>
     </w:p>
     <w:p>
       <w:pPr>
-        <w:spacing w:line="312" w:lineRule="auto" w:after="120"/>
+        <w:spacing w:line="324" w:lineRule="auto" w:after="120"/>
       </w:pPr>
       <w:r>
         <w:rPr w:rFonts="맑은 고딕">
@@ -108,51 +61,516 @@
           <w:b w:val="0"/>
           <w:sz w:val="21"/>
         </w:rPr>
-        <w:t>1981년에 발매된 음반 《Juice》는 미국의 컨트리 팝 싱어송라이터 주스 뉴튼(Juice Newton)의 솔로 커리어에서 가장 눈부신 성취를 거둔 대표작입니다. 캐피톨 레코드를 통해 발표된 이 앨범은 기존 컨트리 음악의 전통적인 틀을 넘어 세련된 소프트 록과 팝 멜로디를 완벽하게 접목시켰습니다. 발매 당시 주스 뉴튼은 이 음반을 통해 컨트리 차트와 팝 차트를 동시에 석권하며 미국 음반 산업 협회(RIAA) 멀티 플래티넘 인증을 획득했고, 1980년대 초반 크로스오버 음악의 상징적인 인물로 자리매김했습니다.</w:t>
+        <w:t>컨트리의 목가적인 숨결과 팝 록의 세련된 에너지를 유려하게 포개어 1980년대 벽두를 찬란하게 수놓은 기념비적인 명반입니다. 맑고도 단단한 주스 뉴턴의 보컬은 서구 대중음악의 장르적 경계를 허물며, 듣는 이의 가슴속 깊은 서정을 격조 있게 일깨웁니다. 시대를 뛰어넘어 여전히 황금빛 노을처럼 찬연하게 울려 퍼지는 멜로디의 결은 팝 애호가들에게 영원히 바래지 않는 아날로그의 향수를 선사합니다.</w:t>
       </w:r>
     </w:p>
     <w:p>
       <w:pPr>
-        <w:spacing w:line="312" w:lineRule="auto" w:after="120"/>
+        <w:spacing w:line="324" w:lineRule="auto" w:before="200" w:after="80"/>
       </w:pPr>
+      <w:r>
+        <w:rPr w:rFonts="맑은 고딕">
+          <w:rFonts w:ascii="맑은 고딕" w:hAnsi="맑은 고딕" w:eastAsia="맑은 고딕"/>
+          <w:b/>
+          <w:color w:val="1E3A8A"/>
+          <w:sz w:val="24"/>
+        </w:rPr>
+        <w:t>1. 음반 데이터</w:t>
+      </w:r>
+    </w:p>
+    <w:p>
+      <w:pPr>
+        <w:spacing w:line="324" w:lineRule="auto" w:after="80"/>
+      </w:pPr>
+      <w:r>
+        <w:rPr w:rFonts="맑은 고딕">
+          <w:rFonts w:ascii="맑은 고딕" w:hAnsi="맑은 고딕" w:eastAsia="맑은 고딕"/>
+          <w:b w:val="0"/>
+          <w:color w:val="6B7280"/>
+          <w:sz w:val="21"/>
+        </w:rPr>
+        <w:t xml:space="preserve">· </w:t>
+      </w:r>
+      <w:r>
+        <w:rPr w:rFonts="맑은 고딕">
+          <w:rFonts w:ascii="맑은 고딕" w:hAnsi="맑은 고딕" w:eastAsia="맑은 고딕"/>
+          <w:b/>
+          <w:color w:val="1F2937"/>
+          <w:sz w:val="21"/>
+        </w:rPr>
+        <w:t xml:space="preserve">앨범명: </w:t>
+      </w:r>
       <w:r>
         <w:rPr w:rFonts="맑은 고딕">
           <w:rFonts w:ascii="맑은 고딕" w:hAnsi="맑은 고딕" w:eastAsia="맑은 고딕"/>
           <w:b w:val="0"/>
           <w:sz w:val="21"/>
         </w:rPr>
-        <w:t>주스 뉴튼의 보컬은 맑고 청아하면서도 그 안에 깊은 감정적 울림과 힘을 동시에 지니고 있습니다. 프로듀서 리차드 랜디스(Richard Landis)의 정교한 프로듀싱 하에 완성된 이 음반은 풍성한 어쿠스틱 기타 리프와 감각적인 세션 연주, 그리고 매끄러운 코러스 라인이 정갈하게 조화를 이룹니다. 컨트리 특유의 애수 어린 감수성에 팝과 록의 경쾌한 에너지를 가미하여 시대를 초월한 세련미를 자랑하며, 그녀의 가창력은 수록곡 전반에서 압도적인 존재감을 발휘합니다.</w:t>
+        <w:t>Juice</w:t>
       </w:r>
     </w:p>
     <w:p>
       <w:pPr>
-        <w:spacing w:line="312" w:lineRule="auto" w:after="120"/>
+        <w:spacing w:line="324" w:lineRule="auto" w:after="80"/>
       </w:pPr>
+      <w:r>
+        <w:rPr w:rFonts="맑은 고딕">
+          <w:rFonts w:ascii="맑은 고딕" w:hAnsi="맑은 고딕" w:eastAsia="맑은 고딕"/>
+          <w:b w:val="0"/>
+          <w:color w:val="6B7280"/>
+          <w:sz w:val="21"/>
+        </w:rPr>
+        <w:t xml:space="preserve">· </w:t>
+      </w:r>
+      <w:r>
+        <w:rPr w:rFonts="맑은 고딕">
+          <w:rFonts w:ascii="맑은 고딕" w:hAnsi="맑은 고딕" w:eastAsia="맑은 고딕"/>
+          <w:b/>
+          <w:color w:val="1F2937"/>
+          <w:sz w:val="21"/>
+        </w:rPr>
+        <w:t xml:space="preserve">아티스트: </w:t>
+      </w:r>
       <w:r>
         <w:rPr w:rFonts="맑은 고딕">
           <w:rFonts w:ascii="맑은 고딕" w:hAnsi="맑은 고딕" w:eastAsia="맑은 고딕"/>
           <w:b w:val="0"/>
           <w:sz w:val="21"/>
         </w:rPr>
-        <w:t>수록곡 중 단연 돋보이는 대표곡 "Angel of the Morning"은 칩 테일러의 원곡을 주스 뉴튼만의 호소력 짙고 서정적인 보컬로 완벽히 재해석하여 전 세계적인 대히트를 기록했습니다. 이어지는 업템포 트랙 "Queen of Hearts"는 경쾌한 로커빌리 리듬과 인상적인 기타 연주 위에 뉴튼의 파워풀한 가창이 더해져 청량한 폭발력을 전달합니다. 또한, 그녀가 직접 작곡에 참여한 "The Sweetest Thing (I've Ever Known)"은 따뜻하고 감미로운 발라드로 빌보드 컨트리 차트 1위에 오르며 앨범의 음악적 깊이를 한층 더했습니다.</w:t>
+        <w:t>Juice Newton (주스 뉴턴)</w:t>
       </w:r>
     </w:p>
     <w:p>
       <w:pPr>
-        <w:spacing w:line="312" w:lineRule="auto" w:after="120"/>
+        <w:spacing w:line="324" w:lineRule="auto" w:after="80"/>
       </w:pPr>
+      <w:r>
+        <w:rPr w:rFonts="맑은 고딕">
+          <w:rFonts w:ascii="맑은 고딕" w:hAnsi="맑은 고딕" w:eastAsia="맑은 고딕"/>
+          <w:b w:val="0"/>
+          <w:color w:val="6B7280"/>
+          <w:sz w:val="21"/>
+        </w:rPr>
+        <w:t xml:space="preserve">· </w:t>
+      </w:r>
+      <w:r>
+        <w:rPr w:rFonts="맑은 고딕">
+          <w:rFonts w:ascii="맑은 고딕" w:hAnsi="맑은 고딕" w:eastAsia="맑은 고딕"/>
+          <w:b/>
+          <w:color w:val="1F2937"/>
+          <w:sz w:val="21"/>
+        </w:rPr>
+        <w:t xml:space="preserve">발매 정보: </w:t>
+      </w:r>
       <w:r>
         <w:rPr w:rFonts="맑은 고딕">
           <w:rFonts w:ascii="맑은 고딕" w:hAnsi="맑은 고딕" w:eastAsia="맑은 고딕"/>
           <w:b w:val="0"/>
           <w:sz w:val="21"/>
         </w:rPr>
-        <w:t>앨범 《Juice》는 1980년대 초반 아날로그 팝 사운드의 정수를 담고 있어 LP 바이닐을 통해 감상할 때 그 참맛을 느낄 수 있습니다. 따뜻하고 풍성한 LP의 음향적 질감은 주스 뉴튼의 딜리버리가 가진 섬세한 떨림과 입체적인 연주를 더욱 생생하게 전달합니다. 컨트리 팝의 황금기를 연 이 명반은 세련된 선율과 시대를 관통하는 보컬의 힘으로 오늘날까지도 음악 애호가들에게 깊은 여운을 선사하는 음반입니다.</w:t>
+        <w:t>1981년 2월 캐피톨 레코드(Capitol Records)를 통해 발매된 주스 뉴턴의 솔로 통산 세 번째 정규 스튜디오 앨범으로, 명프로듀서 리처드 랜디스(Richard Landis)와의 완벽한 조우 속에서 컨트리 팝의 황금기를 활짝 열어젖힌 역사적 수작입니다.</w:t>
+      </w:r>
+    </w:p>
+    <w:p>
+      <w:pPr>
+        <w:spacing w:line="324" w:lineRule="auto" w:after="80"/>
+      </w:pPr>
+      <w:r>
+        <w:rPr w:rFonts="맑은 고딕">
+          <w:rFonts w:ascii="맑은 고딕" w:hAnsi="맑은 고딕" w:eastAsia="맑은 고딕"/>
+          <w:b w:val="0"/>
+          <w:color w:val="6B7280"/>
+          <w:sz w:val="21"/>
+        </w:rPr>
+        <w:t xml:space="preserve">· </w:t>
+      </w:r>
+      <w:r>
+        <w:rPr w:rFonts="맑은 고딕">
+          <w:rFonts w:ascii="맑은 고딕" w:hAnsi="맑은 고딕" w:eastAsia="맑은 고딕"/>
+          <w:b/>
+          <w:color w:val="1F2937"/>
+          <w:sz w:val="21"/>
+        </w:rPr>
+        <w:t xml:space="preserve">LP 인기도(판매량): </w:t>
+      </w:r>
+      <w:r>
+        <w:rPr w:rFonts="맑은 고딕">
+          <w:rFonts w:ascii="맑은 고딕" w:hAnsi="맑은 고딕" w:eastAsia="맑은 고딕"/>
+          <w:b w:val="0"/>
+          <w:sz w:val="21"/>
+        </w:rPr>
+        <w:t>빌보드 200 앨범 차트 22위와 톱 컨트리 앨범 차트 4위를 기록하였으며, 전미음반산업협회(RIAA)로부터 300만 장 이상의 판매고를 공인받아 트리플 플래티넘(Triple Platinum)을 달성하는 눈부신 상업적 승리를 거두었습니다.</w:t>
+      </w:r>
+    </w:p>
+    <w:p>
+      <w:pPr>
+        <w:spacing w:line="324" w:lineRule="auto" w:after="80"/>
+      </w:pPr>
+      <w:r>
+        <w:rPr w:rFonts="맑은 고딕">
+          <w:rFonts w:ascii="맑은 고딕" w:hAnsi="맑은 고딕" w:eastAsia="맑은 고딕"/>
+          <w:b w:val="0"/>
+          <w:color w:val="6B7280"/>
+          <w:sz w:val="21"/>
+        </w:rPr>
+        <w:t xml:space="preserve">· </w:t>
+      </w:r>
+      <w:r>
+        <w:rPr w:rFonts="맑은 고딕">
+          <w:rFonts w:ascii="맑은 고딕" w:hAnsi="맑은 고딕" w:eastAsia="맑은 고딕"/>
+          <w:b/>
+          <w:color w:val="1F2937"/>
+          <w:sz w:val="21"/>
+        </w:rPr>
+        <w:t xml:space="preserve">각종 수상경력: </w:t>
+      </w:r>
+      <w:r>
+        <w:rPr w:rFonts="맑은 고딕">
+          <w:rFonts w:ascii="맑은 고딕" w:hAnsi="맑은 고딕" w:eastAsia="맑은 고딕"/>
+          <w:b w:val="0"/>
+          <w:sz w:val="21"/>
+        </w:rPr>
+        <w:t>제24회 그래미 어워드 최우수 여성 팝 보컬 퍼포먼스 부문 노미네이트를 비롯하여, 이듬해 그래미 최우수 여성 컨트리 보컬상을 거머쥐는 발판이 되었으며, 빌보드 및 아카데미 오브 컨트리 뮤직(ACM) 최우수 신인 여성 보컬리스트로 선정되는 등 음악적 권위를 드높였습니다.</w:t>
+      </w:r>
+    </w:p>
+    <w:p>
+      <w:pPr>
+        <w:spacing w:line="324" w:lineRule="auto" w:before="200" w:after="80"/>
+      </w:pPr>
+      <w:r>
+        <w:rPr w:rFonts="맑은 고딕">
+          <w:rFonts w:ascii="맑은 고딕" w:hAnsi="맑은 고딕" w:eastAsia="맑은 고딕"/>
+          <w:b/>
+          <w:color w:val="1E3A8A"/>
+          <w:sz w:val="24"/>
+        </w:rPr>
+        <w:t>2. 아티스트 정보</w:t>
+      </w:r>
+    </w:p>
+    <w:p>
+      <w:pPr>
+        <w:spacing w:line="324" w:lineRule="auto" w:after="80"/>
+      </w:pPr>
+      <w:r>
+        <w:rPr w:rFonts="맑은 고딕">
+          <w:rFonts w:ascii="맑은 고딕" w:hAnsi="맑은 고딕" w:eastAsia="맑은 고딕"/>
+          <w:b w:val="0"/>
+          <w:color w:val="6B7280"/>
+          <w:sz w:val="21"/>
+        </w:rPr>
+        <w:t xml:space="preserve">· </w:t>
+      </w:r>
+      <w:r>
+        <w:rPr w:rFonts="맑은 고딕">
+          <w:rFonts w:ascii="맑은 고딕" w:hAnsi="맑은 고딕" w:eastAsia="맑은 고딕"/>
+          <w:b/>
+          <w:color w:val="1F2937"/>
+          <w:sz w:val="21"/>
+        </w:rPr>
+        <w:t xml:space="preserve">국적: </w:t>
+      </w:r>
+      <w:r>
+        <w:rPr w:rFonts="맑은 고딕">
+          <w:rFonts w:ascii="맑은 고딕" w:hAnsi="맑은 고딕" w:eastAsia="맑은 고딕"/>
+          <w:b w:val="0"/>
+          <w:sz w:val="21"/>
+        </w:rPr>
+        <w:t>미국 (United States)</w:t>
+      </w:r>
+    </w:p>
+    <w:p>
+      <w:pPr>
+        <w:spacing w:line="324" w:lineRule="auto" w:after="80"/>
+      </w:pPr>
+      <w:r>
+        <w:rPr w:rFonts="맑은 고딕">
+          <w:rFonts w:ascii="맑은 고딕" w:hAnsi="맑은 고딕" w:eastAsia="맑은 고딕"/>
+          <w:b w:val="0"/>
+          <w:color w:val="6B7280"/>
+          <w:sz w:val="21"/>
+        </w:rPr>
+        <w:t xml:space="preserve">· </w:t>
+      </w:r>
+      <w:r>
+        <w:rPr w:rFonts="맑은 고딕">
+          <w:rFonts w:ascii="맑은 고딕" w:hAnsi="맑은 고딕" w:eastAsia="맑은 고딕"/>
+          <w:b/>
+          <w:color w:val="1F2937"/>
+          <w:sz w:val="21"/>
+        </w:rPr>
+        <w:t xml:space="preserve">생몰년도: </w:t>
+      </w:r>
+      <w:r>
+        <w:rPr w:rFonts="맑은 고딕">
+          <w:rFonts w:ascii="맑은 고딕" w:hAnsi="맑은 고딕" w:eastAsia="맑은 고딕"/>
+          <w:b w:val="0"/>
+          <w:sz w:val="21"/>
+        </w:rPr>
+        <w:t>1952년 2월 18일 ~ 현재</w:t>
+      </w:r>
+    </w:p>
+    <w:p>
+      <w:pPr>
+        <w:spacing w:line="324" w:lineRule="auto" w:after="80"/>
+      </w:pPr>
+      <w:r>
+        <w:rPr w:rFonts="맑은 고딕">
+          <w:rFonts w:ascii="맑은 고딕" w:hAnsi="맑은 고딕" w:eastAsia="맑은 고딕"/>
+          <w:b w:val="0"/>
+          <w:color w:val="6B7280"/>
+          <w:sz w:val="21"/>
+        </w:rPr>
+        <w:t xml:space="preserve">· </w:t>
+      </w:r>
+      <w:r>
+        <w:rPr w:rFonts="맑은 고딕">
+          <w:rFonts w:ascii="맑은 고딕" w:hAnsi="맑은 고딕" w:eastAsia="맑은 고딕"/>
+          <w:b/>
+          <w:color w:val="1F2937"/>
+          <w:sz w:val="21"/>
+        </w:rPr>
+        <w:t xml:space="preserve">그룹 소속: </w:t>
+      </w:r>
+      <w:r>
+        <w:rPr w:rFonts="맑은 고딕">
+          <w:rFonts w:ascii="맑은 고딕" w:hAnsi="맑은 고딕" w:eastAsia="맑은 고딕"/>
+          <w:b w:val="0"/>
+          <w:sz w:val="21"/>
+        </w:rPr>
+        <w:t>솔로</w:t>
+      </w:r>
+    </w:p>
+    <w:p>
+      <w:pPr>
+        <w:spacing w:line="324" w:lineRule="auto" w:after="80"/>
+      </w:pPr>
+      <w:r>
+        <w:rPr w:rFonts="맑은 고딕">
+          <w:rFonts w:ascii="맑은 고딕" w:hAnsi="맑은 고딕" w:eastAsia="맑은 고딕"/>
+          <w:b w:val="0"/>
+          <w:color w:val="6B7280"/>
+          <w:sz w:val="21"/>
+        </w:rPr>
+        <w:t xml:space="preserve">· </w:t>
+      </w:r>
+      <w:r>
+        <w:rPr w:rFonts="맑은 고딕">
+          <w:rFonts w:ascii="맑은 고딕" w:hAnsi="맑은 고딕" w:eastAsia="맑은 고딕"/>
+          <w:b/>
+          <w:color w:val="1F2937"/>
+          <w:sz w:val="21"/>
+        </w:rPr>
+        <w:t xml:space="preserve">아티스트 소개: </w:t>
+      </w:r>
+      <w:r>
+        <w:rPr w:rFonts="맑은 고딕">
+          <w:rFonts w:ascii="맑은 고딕" w:hAnsi="맑은 고딕" w:eastAsia="맑은 고딕"/>
+          <w:b w:val="0"/>
+          <w:sz w:val="21"/>
+        </w:rPr>
+        <w:t>청아한 서정성과 폭발적인 성량을 동시에 겸비한 주스 뉴턴은 컨트리와 포크, 팝과 로큰롤의 경계를 유려하게 넘나든 독보적인 여성 보컬리스트입니다. 그녀가 남긴 단아하면서도 당당한 음색의 자취는 1980년대 크로스오버 팝 음악의 결정적 이정표로 자리매김하고 있습니다.</w:t>
+      </w:r>
+    </w:p>
+    <w:p>
+      <w:pPr>
+        <w:spacing w:line="324" w:lineRule="auto" w:before="200" w:after="80"/>
+      </w:pPr>
+      <w:r>
+        <w:rPr w:rFonts="맑은 고딕">
+          <w:rFonts w:ascii="맑은 고딕" w:hAnsi="맑은 고딕" w:eastAsia="맑은 고딕"/>
+          <w:b/>
+          <w:color w:val="1E3A8A"/>
+          <w:sz w:val="24"/>
+        </w:rPr>
+        <w:t>3. 음반 상세 분석</w:t>
+      </w:r>
+    </w:p>
+    <w:p>
+      <w:pPr>
+        <w:spacing w:line="324" w:lineRule="auto" w:after="80"/>
+      </w:pPr>
+      <w:r>
+        <w:rPr w:rFonts="맑은 고딕">
+          <w:rFonts w:ascii="맑은 고딕" w:hAnsi="맑은 고딕" w:eastAsia="맑은 고딕"/>
+          <w:b w:val="0"/>
+          <w:color w:val="6B7280"/>
+          <w:sz w:val="21"/>
+        </w:rPr>
+        <w:t xml:space="preserve">· </w:t>
+      </w:r>
+      <w:r>
+        <w:rPr w:rFonts="맑은 고딕">
+          <w:rFonts w:ascii="맑은 고딕" w:hAnsi="맑은 고딕" w:eastAsia="맑은 고딕"/>
+          <w:b/>
+          <w:color w:val="1F2937"/>
+          <w:sz w:val="21"/>
+        </w:rPr>
+        <w:t xml:space="preserve">역사적 위치: </w:t>
+      </w:r>
+      <w:r>
+        <w:rPr w:rFonts="맑은 고딕">
+          <w:rFonts w:ascii="맑은 고딕" w:hAnsi="맑은 고딕" w:eastAsia="맑은 고딕"/>
+          <w:b w:val="0"/>
+          <w:sz w:val="21"/>
+        </w:rPr>
+        <w:t>1970년대 후반의 어덜트 컨템포러리 감성과 1980년대 초의 세련된 사운드 프로덕션이 완벽한 균형을 이룬 컨트리-팝 크로스오버의 정전(正典)입니다. 장르의 폐쇄성을 걷어내고 대중성과 음악성을 동시에 성취하여, 린다 론스태드를 잇는 여성 아메리카나 팝 록 계보의 찬란한 정점을 증명한 작품으로 평가받습니다.</w:t>
+      </w:r>
+    </w:p>
+    <w:p>
+      <w:pPr>
+        <w:spacing w:line="324" w:lineRule="auto" w:after="80"/>
+      </w:pPr>
+      <w:r>
+        <w:rPr w:rFonts="맑은 고딕">
+          <w:rFonts w:ascii="맑은 고딕" w:hAnsi="맑은 고딕" w:eastAsia="맑은 고딕"/>
+          <w:b w:val="0"/>
+          <w:color w:val="6B7280"/>
+          <w:sz w:val="21"/>
+        </w:rPr>
+        <w:t xml:space="preserve">· </w:t>
+      </w:r>
+      <w:r>
+        <w:rPr w:rFonts="맑은 고딕">
+          <w:rFonts w:ascii="맑은 고딕" w:hAnsi="맑은 고딕" w:eastAsia="맑은 고딕"/>
+          <w:b/>
+          <w:color w:val="1F2937"/>
+          <w:sz w:val="21"/>
+        </w:rPr>
+        <w:t xml:space="preserve">시대의 흔적(스토리텔링): </w:t>
+      </w:r>
+      <w:r>
+        <w:rPr w:rFonts="맑은 고딕">
+          <w:rFonts w:ascii="맑은 고딕" w:hAnsi="맑은 고딕" w:eastAsia="맑은 고딕"/>
+          <w:b w:val="0"/>
+          <w:sz w:val="21"/>
+        </w:rPr>
+        <w:t>격변하는 도시 문명과 라디오 전파의 물결 속에서 방황하던 당시 청춘들에게 이 음반은 아늑한 안식처이자 푸른 고속도로를 달리는 자유를 안겨주었습니다. 바이닐의 소리골을 타고 흐르는 선율들은 가장 순수했던 시절의 사랑과 이별, 그리고 청춘의 낭만을 오롯이 반추하게 만드는 시대의 자화상입니다.</w:t>
+      </w:r>
+    </w:p>
+    <w:p>
+      <w:pPr>
+        <w:spacing w:line="324" w:lineRule="auto" w:before="200" w:after="80"/>
+      </w:pPr>
+      <w:r>
+        <w:rPr w:rFonts="맑은 고딕">
+          <w:rFonts w:ascii="맑은 고딕" w:hAnsi="맑은 고딕" w:eastAsia="맑은 고딕"/>
+          <w:b/>
+          <w:color w:val="1E3A8A"/>
+          <w:sz w:val="24"/>
+        </w:rPr>
+        <w:t>4. 주요 수록곡 및 감상 제언</w:t>
+      </w:r>
+    </w:p>
+    <w:p>
+      <w:pPr>
+        <w:spacing w:line="324" w:lineRule="auto" w:after="80"/>
+      </w:pPr>
+      <w:r>
+        <w:rPr w:rFonts="맑은 고딕">
+          <w:rFonts w:ascii="맑은 고딕" w:hAnsi="맑은 고딕" w:eastAsia="맑은 고딕"/>
+          <w:b w:val="0"/>
+          <w:color w:val="6B7280"/>
+          <w:sz w:val="21"/>
+        </w:rPr>
+        <w:t xml:space="preserve">· </w:t>
+      </w:r>
+      <w:r>
+        <w:rPr w:rFonts="맑은 고딕">
+          <w:rFonts w:ascii="맑은 고딕" w:hAnsi="맑은 고딕" w:eastAsia="맑은 고딕"/>
+          <w:b/>
+          <w:color w:val="1F2937"/>
+          <w:sz w:val="21"/>
+        </w:rPr>
+        <w:t xml:space="preserve">주요 수록곡 특징: </w:t>
+      </w:r>
+      <w:r>
+        <w:rPr w:rFonts="맑은 고딕">
+          <w:rFonts w:ascii="맑은 고딕" w:hAnsi="맑은 고딕" w:eastAsia="맑은 고딕"/>
+          <w:b w:val="0"/>
+          <w:sz w:val="21"/>
+        </w:rPr>
+        <w:t>경쾌한 로커빌리 리듬과 시원한 가창력이 돋보이는 빌보드 2위 곡 'Queen of Hearts', 어쿠스틱 선율 위로 짙은 애수를 뿜어내는 'Angel of the Morning', 그리고 벅찬 사랑의 환희를 우아하고 고아한 발라드로 승화시킨 전설적인 명곡 'The Sweetest Thing (I've Ever Known)' 등 수록곡 전반이 유려한 멜로디의 완성을 보여줍니다.</w:t>
+      </w:r>
+    </w:p>
+    <w:p>
+      <w:pPr>
+        <w:spacing w:line="324" w:lineRule="auto" w:after="80"/>
+      </w:pPr>
+      <w:r>
+        <w:rPr w:rFonts="맑은 고딕">
+          <w:rFonts w:ascii="맑은 고딕" w:hAnsi="맑은 고딕" w:eastAsia="맑은 고딕"/>
+          <w:b w:val="0"/>
+          <w:color w:val="6B7280"/>
+          <w:sz w:val="21"/>
+        </w:rPr>
+        <w:t xml:space="preserve">· </w:t>
+      </w:r>
+      <w:r>
+        <w:rPr w:rFonts="맑은 고딕">
+          <w:rFonts w:ascii="맑은 고딕" w:hAnsi="맑은 고딕" w:eastAsia="맑은 고딕"/>
+          <w:b/>
+          <w:color w:val="1F2937"/>
+          <w:sz w:val="21"/>
+        </w:rPr>
+        <w:t xml:space="preserve">빈티지 감상 제언: </w:t>
+      </w:r>
+      <w:r>
+        <w:rPr w:rFonts="맑은 고딕">
+          <w:rFonts w:ascii="맑은 고딕" w:hAnsi="맑은 고딕" w:eastAsia="맑은 고딕"/>
+          <w:b w:val="0"/>
+          <w:sz w:val="21"/>
+        </w:rPr>
+        <w:t>턴테이블의 바늘이 회전하는 바이닐에 내려앉을 때 진공관 앰프를 통해 피어오르는 어쿠스틱 기타의 청명한 울림과 보컬의 숨결은 디지털 음원이 결코 흉내 낼 수 없는 깊은 질감을 자아냅니다. 고음역의 자극 없는 부드러움과 탄탄한 리듬 섹션의 조화는 마치 80년대 아날로그 스튜디오의 따스한 공기 한가운데 머무는 듯한 음향적 황홀경을 선사합니다.</w:t>
+      </w:r>
+    </w:p>
+    <w:p>
+      <w:pPr>
+        <w:spacing w:line="324" w:lineRule="auto" w:after="80"/>
+      </w:pPr>
+      <w:r>
+        <w:rPr w:rFonts="맑은 고딕">
+          <w:rFonts w:ascii="맑은 고딕" w:hAnsi="맑은 고딕" w:eastAsia="맑은 고딕"/>
+          <w:b w:val="0"/>
+          <w:color w:val="6B7280"/>
+          <w:sz w:val="21"/>
+        </w:rPr>
+        <w:t xml:space="preserve">· </w:t>
+      </w:r>
+      <w:r>
+        <w:rPr w:rFonts="맑은 고딕">
+          <w:rFonts w:ascii="맑은 고딕" w:hAnsi="맑은 고딕" w:eastAsia="맑은 고딕"/>
+          <w:b/>
+          <w:color w:val="1F2937"/>
+          <w:sz w:val="21"/>
+        </w:rPr>
+        <w:t xml:space="preserve">소장 가치: </w:t>
+      </w:r>
+      <w:r>
+        <w:rPr w:rFonts="맑은 고딕">
+          <w:rFonts w:ascii="맑은 고딕" w:hAnsi="맑은 고딕" w:eastAsia="맑은 고딕"/>
+          <w:b w:val="0"/>
+          <w:sz w:val="21"/>
+        </w:rPr>
+        <w:t>시대를 풍미한 초대형 히트곡들이 빈틈없이 응축된 명반이자 아메리칸 팝 르네상스의 향기를 고스란히 간직한 LP로서, 단아한 앨범 아트워크와 함께 아날로그 컬렉터의 서가에서 가장 빛나는 컨트리 팝의 보석으로 영구히 자리할 가치가 있습니다.</w:t>
+      </w:r>
+    </w:p>
+    <w:p>
+      <w:pPr>
+        <w:spacing w:line="324" w:lineRule="auto" w:after="120" w:before="160"/>
+      </w:pPr>
+      <w:r>
+        <w:rPr w:rFonts="맑은 고딕">
+          <w:rFonts w:ascii="맑은 고딕" w:hAnsi="맑은 고딕" w:eastAsia="맑은 고딕"/>
+          <w:b/>
+          <w:color w:val="4338CA"/>
+          <w:sz w:val="21"/>
+        </w:rPr>
+        <w:t>이 음반을 통해 티 없이 맑은 서정과 아날로그의 따스한 숨결이 전해주는 감동을 다시 한번 경험해 보시는 것은 어떨까요?</w:t>
       </w:r>
     </w:p>
     <w:sectPr>
       <w:pgSz w:w="12240" w:h="15840"/>
-      <w:pgMar w:top="1440" w:right="1440" w:bottom="1440" w:left="1440" w:header="720" w:footer="720" w:gutter="0"/>
+      <w:pgMar w:top="1152" w:right="1296" w:bottom="1152" w:left="1296" w:header="720" w:footer="720" w:gutter="0"/>
       <w:cols w:space="720"/>
       <w:docGrid w:linePitch="360"/>
     </w:sectPr>

--- a/word_reports/LP_0199_위치_375_Juice Newton_Juice.docx
+++ b/word_reports/LP_0199_위치_375_Juice Newton_Juice.docx
@@ -32,7 +32,7 @@
     </w:p>
     <w:p>
       <w:pPr>
-        <w:spacing w:line="324" w:lineRule="auto" w:before="80" w:after="160"/>
+        <w:spacing w:line="324" w:lineRule="auto" w:before="80" w:after="120"/>
       </w:pPr>
       <w:r>
         <w:rPr w:rFonts="맑은 고딕">
@@ -42,13 +42,6 @@
           <w:sz w:val="22"/>
         </w:rPr>
         <w:t xml:space="preserve">[음반 소개] </w:t>
-      </w:r>
-      <w:r>
-        <w:rPr w:rFonts="맑은 고딕">
-          <w:rFonts w:ascii="맑은 고딕" w:hAnsi="맑은 고딕" w:eastAsia="맑은 고딕"/>
-          <w:b w:val="0"/>
-          <w:sz w:val="21"/>
-        </w:rPr>
       </w:r>
     </w:p>
     <w:p>
@@ -61,7 +54,46 @@
           <w:b w:val="0"/>
           <w:sz w:val="21"/>
         </w:rPr>
-        <w:t>컨트리의 목가적인 숨결과 팝 록의 세련된 에너지를 유려하게 포개어 1980년대 벽두를 찬란하게 수놓은 기념비적인 명반입니다. 맑고도 단단한 주스 뉴턴의 보컬은 서구 대중음악의 장르적 경계를 허물며, 듣는 이의 가슴속 깊은 서정을 격조 있게 일깨웁니다. 시대를 뛰어넘어 여전히 황금빛 노을처럼 찬연하게 울려 퍼지는 멜로디의 결은 팝 애호가들에게 영원히 바래지 않는 아날로그의 향수를 선사합니다.</w:t>
+        <w:t>1980년대 벽두, 대중음악계는 거대한 전환의 기로에 서 있었습니다. 화려했던 70년대 디스코 열풍과 거친 펑크 록의 물결이 지나간 자리에, 도회적인 세련미와 전원적 서정성을 겸비한 새로운 팝 사운드에 대한 갈망이 피어오르던 시절이었습니다. 바로 그 찬란한 길목인 1981년, 주스 뉴턴(Juice Newton)의 솔로 통산 세 번째 정규 앨범 [Juice]가 세상에 등장했습니다. 이 음반은 컨트리 음악의 토속적인 따스함과 주류 팝/록의 감각적인 선율을 가장 완벽한 황금 비율로 결합해 내며, 당대 크로스오버 팝 음악의 결정판이자 하나의 완결된 미학으로 역사에 아로새겨졌습니다.</w:t>
+      </w:r>
+    </w:p>
+    <w:p>
+      <w:pPr>
+        <w:spacing w:line="324" w:lineRule="auto" w:after="120"/>
+      </w:pPr>
+      <w:r>
+        <w:rPr w:rFonts="맑은 고딕">
+          <w:rFonts w:ascii="맑은 고딕" w:hAnsi="맑은 고딕" w:eastAsia="맑은 고딕"/>
+          <w:b w:val="0"/>
+          <w:sz w:val="21"/>
+        </w:rPr>
+        <w:t>프로듀서 리처드 랜디스(Richard Landis)의 정교하고 유려한 지휘 아래 완성된 본작은, 주스 뉴턴이라는 걸출한 보컬리스트가 지닌 광활한 음악적 스펙트럼을 오롯이 담아내고 있습니다. 칩 테일러의 명곡을 찬연한 새벽빛의 서정시로 재해석한 'Angel of the Morning'부터, 록커빌리의 흥겨운 활력을 세련되게 담아낸 'Queen of Hearts', 그리고 지극히 낭만적인 발라드 'The Sweetest Thing (I've Ever Known)'에 이르기까지, 앨범에 수록된 곡들은 한 편의 유려한 드라마처럼 유기적으로 이어집니다. 그녀의 목소리는 맑은 이슬을 머금은 듯 투명하면서도, 감정의 심연을 흔드는 묵직한 호소력을 품고 있어 듣는 이의 심금을 울립니다.</w:t>
+      </w:r>
+    </w:p>
+    <w:p>
+      <w:pPr>
+        <w:spacing w:line="324" w:lineRule="auto" w:after="120"/>
+      </w:pPr>
+      <w:r>
+        <w:rPr w:rFonts="맑은 고딕">
+          <w:rFonts w:ascii="맑은 고딕" w:hAnsi="맑은 고딕" w:eastAsia="맑은 고딕"/>
+          <w:b w:val="0"/>
+          <w:sz w:val="21"/>
+        </w:rPr>
+        <w:t>주스 뉴턴이 본작을 통해 전하고자 했던 예술적 지향점은 명확했습니다. 장르의 경계라는 인위적인 벽을 허물고, 누구나 공감할 수 있는 보편적 사랑과 상실, 그리고 삶의 희망을 진솔한 호흡으로 노래하는 것이었습니다. 흙냄새 짙은 컨트리의 진정성을 잃지 않으면서도 세련된 편곡과 멜로디 라인을 덧입힌 이 작품은, 복잡한 현대 사회를 살아가는 도시인들의 가슴속에 전원의 바람처럼 청량하고도 따스한 위안을 선사했습니다.</w:t>
+      </w:r>
+    </w:p>
+    <w:p>
+      <w:pPr>
+        <w:spacing w:line="324" w:lineRule="auto" w:after="120"/>
+      </w:pPr>
+      <w:r>
+        <w:rPr w:rFonts="맑은 고딕">
+          <w:rFonts w:ascii="맑은 고딕" w:hAnsi="맑은 고딕" w:eastAsia="맑은 고딕"/>
+          <w:b w:val="0"/>
+          <w:sz w:val="21"/>
+        </w:rPr>
+        <w:t>반세기에 가까운 세월이 흐른 오늘날에도 [Juice]가 여전히 빛을 발하는 까닭은, 유행의 부침에 흔들리지 않는 순수한 멜로디의 힘과 장인의 손길로 빚어낸 아날로그 사운드의 온기 덕분입니다. 턴테이블의 바늘이 회전하며 소리골을 어루만질 때 피어오르는 그녀의 싱그러운 음색은, 팍팍한 현대인들의 영혼을 포근히 감싸 안아주며 변치 않는 감동의 파문을 일으킵니다.</w:t>
       </w:r>
     </w:p>
     <w:p>
@@ -168,7 +200,7 @@
           <w:b w:val="0"/>
           <w:sz w:val="21"/>
         </w:rPr>
-        <w:t>1981년 2월 캐피톨 레코드(Capitol Records)를 통해 발매된 주스 뉴턴의 솔로 통산 세 번째 정규 스튜디오 앨범으로, 명프로듀서 리처드 랜디스(Richard Landis)와의 완벽한 조우 속에서 컨트리 팝의 황금기를 활짝 열어젖힌 역사적 수작입니다.</w:t>
+        <w:t>1981년 명문 레이블 캐피톨 레코드(Capitol Records)를 통해 발매된 주스 뉴턴의 솔로 통산 세 번째 앨범으로, 1980년대 초 크로스오버 팝의 새 지평을 연 역사적 걸작.</w:t>
       </w:r>
     </w:p>
     <w:p>
@@ -199,7 +231,7 @@
           <w:b w:val="0"/>
           <w:sz w:val="21"/>
         </w:rPr>
-        <w:t>빌보드 200 앨범 차트 22위와 톱 컨트리 앨범 차트 4위를 기록하였으며, 전미음반산업협회(RIAA)로부터 300만 장 이상의 판매고를 공인받아 트리플 플래티넘(Triple Platinum)을 달성하는 눈부신 상업적 승리를 거두었습니다.</w:t>
+        <w:t>미국 음반산업협회(RIAA) 트리플 플래티넘(300만 장 이상 판매) 인증, 빌보드 200 앨범 차트 22위 및 컨트리 앨범 차트 4위 기록. 앨범 내 세 곡이 빌보드 핫 100 톱 10에 진입하는 경이로운 상업적 성공을 거둠.</w:t>
       </w:r>
     </w:p>
     <w:p>
@@ -230,7 +262,7 @@
           <w:b w:val="0"/>
           <w:sz w:val="21"/>
         </w:rPr>
-        <w:t>제24회 그래미 어워드 최우수 여성 팝 보컬 퍼포먼스 부문 노미네이트를 비롯하여, 이듬해 그래미 최우수 여성 컨트리 보컬상을 거머쥐는 발판이 되었으며, 빌보드 및 아카데미 오브 컨트리 뮤직(ACM) 최우수 신인 여성 보컬리스트로 선정되는 등 음악적 권위를 드높였습니다.</w:t>
+        <w:t>제24회 그래미 어워드 '최우수 여성 팝 보컬 퍼포먼스' 및 '최우수 여성 컨트리 보컬 퍼포먼스' 부문 노미네이트, 아카데미 오브 컨트리 뮤직(ACM) 최우수 신인 여성 보컬리스트 수상 등 평단과 대중 모두에게 최정상의 찬사를 받음.</w:t>
       </w:r>
     </w:p>
     <w:p>
@@ -275,7 +307,7 @@
           <w:b w:val="0"/>
           <w:sz w:val="21"/>
         </w:rPr>
-        <w:t>미국 (United States)</w:t>
+        <w:t>미국 (USA)</w:t>
       </w:r>
     </w:p>
     <w:p>
@@ -337,7 +369,7 @@
           <w:b w:val="0"/>
           <w:sz w:val="21"/>
         </w:rPr>
-        <w:t>솔로</w:t>
+        <w:t>솔로 (초기 '주스 뉴턴 앤 실버 스퍼' 활동 이후 솔로로 독립)</w:t>
       </w:r>
     </w:p>
     <w:p>
@@ -368,7 +400,7 @@
           <w:b w:val="0"/>
           <w:sz w:val="21"/>
         </w:rPr>
-        <w:t>청아한 서정성과 폭발적인 성량을 동시에 겸비한 주스 뉴턴은 컨트리와 포크, 팝과 로큰롤의 경계를 유려하게 넘나든 독보적인 여성 보컬리스트입니다. 그녀가 남긴 단아하면서도 당당한 음색의 자취는 1980년대 크로스오버 팝 음악의 결정적 이정표로 자리매김하고 있습니다.</w:t>
+        <w:t>주스 뉴턴은 청아하면서도 힘 있는 가창력과 섬세한 표현력으로 1980년대 초 컨트리-팝 열풍을 주도한 대표적인 아메리칸 디바입니다. 포크와 컨트리의 뿌리 깊은 감성을 세련된 주류 팝 사운드 속에 녹여내며 대중음악사에 뚜렷한 족적을 남겼습니다.</w:t>
       </w:r>
     </w:p>
     <w:p>
@@ -413,7 +445,7 @@
           <w:b w:val="0"/>
           <w:sz w:val="21"/>
         </w:rPr>
-        <w:t>1970년대 후반의 어덜트 컨템포러리 감성과 1980년대 초의 세련된 사운드 프로덕션이 완벽한 균형을 이룬 컨트리-팝 크로스오버의 정전(正典)입니다. 장르의 폐쇄성을 걷어내고 대중성과 음악성을 동시에 성취하여, 린다 론스태드를 잇는 여성 아메리카나 팝 록 계보의 찬란한 정점을 증명한 작품으로 평가받습니다.</w:t>
+        <w:t>1970년대 후반 린다 론스태드와 올리비아 뉴튼 존이 구축해 놓은 컨트리 록/팝의 전통을 1980년대 특유의 세련된 프로덕션 감각으로 계승·발전시킨 교과서적인 명반입니다. 팝, 록, 컨트리가 가장 우아하게 교차하는 지점에서 탄생한 80년대 보컬 팝의 이정표라 할 수 있습니다.</w:t>
       </w:r>
     </w:p>
     <w:p>
@@ -444,7 +476,7 @@
           <w:b w:val="0"/>
           <w:sz w:val="21"/>
         </w:rPr>
-        <w:t>격변하는 도시 문명과 라디오 전파의 물결 속에서 방황하던 당시 청춘들에게 이 음반은 아늑한 안식처이자 푸른 고속도로를 달리는 자유를 안겨주었습니다. 바이닐의 소리골을 타고 흐르는 선율들은 가장 순수했던 시절의 사랑과 이별, 그리고 청춘의 낭만을 오롯이 반추하게 만드는 시대의 자화상입니다.</w:t>
+        <w:t>1980년대 초반, 급변하는 사회적 격변기 속에서 서구 대중은 잃어버린 서정과 아날로그적 온기를 간절히 갈망했습니다. 라디오 전파를 타고 흐르던 주스 뉴턴의 싱그럽고 애절한 보컬은 당시 청춘들에게 설렘과 안식을 동시에 전하며 시대의 배경음악으로 깊이 각인되었습니다.</w:t>
       </w:r>
     </w:p>
     <w:p>
@@ -489,7 +521,7 @@
           <w:b w:val="0"/>
           <w:sz w:val="21"/>
         </w:rPr>
-        <w:t>경쾌한 로커빌리 리듬과 시원한 가창력이 돋보이는 빌보드 2위 곡 'Queen of Hearts', 어쿠스틱 선율 위로 짙은 애수를 뿜어내는 'Angel of the Morning', 그리고 벅찬 사랑의 환희를 우아하고 고아한 발라드로 승화시킨 전설적인 명곡 'The Sweetest Thing (I've Ever Known)' 등 수록곡 전반이 유려한 멜로디의 완성을 보여줍니다.</w:t>
+        <w:t>맑은 새벽안개 속을 걷는 듯 애틋하고 서정적인 멜로디가 일품인 'Angel of the Morning', 탄력 있는 리듬과 시원스러운 보컬이 어우러져 짜릿한 해방감을 안겨주는 'Queen of Hearts', 속삭이듯 감미롭게 다가와 가슴을 적시는 정통 발라드의 정수 'The Sweetest Thing (I've Ever Known)' 등이 수록되어 있습니다.</w:t>
       </w:r>
     </w:p>
     <w:p>
@@ -520,7 +552,7 @@
           <w:b w:val="0"/>
           <w:sz w:val="21"/>
         </w:rPr>
-        <w:t>턴테이블의 바늘이 회전하는 바이닐에 내려앉을 때 진공관 앰프를 통해 피어오르는 어쿠스틱 기타의 청명한 울림과 보컬의 숨결은 디지털 음원이 결코 흉내 낼 수 없는 깊은 질감을 자아냅니다. 고음역의 자극 없는 부드러움과 탄탄한 리듬 섹션의 조화는 마치 80년대 아날로그 스튜디오의 따스한 공기 한가운데 머무는 듯한 음향적 황홀경을 선사합니다.</w:t>
+        <w:t>리처드 랜디스의 아날로그 녹음 미학이 탁월하게 발현된 앨범이므로, 진공관 앰프 특유의 포근한 배음과 섬세한 턴테이블 세팅으로 감상하시기를 권합니다. 어쿠스틱 기타의 찰현음과 스트링 세션의 풍성한 질감, 그리고 중고역에서 빛나는 주스 뉴턴의 청량한 음색이 눈앞에 파노라마처럼 펼쳐지는 경험을 선사합니다.</w:t>
       </w:r>
     </w:p>
     <w:p>
@@ -551,7 +583,7 @@
           <w:b w:val="0"/>
           <w:sz w:val="21"/>
         </w:rPr>
-        <w:t>시대를 풍미한 초대형 히트곡들이 빈틈없이 응축된 명반이자 아메리칸 팝 르네상스의 향기를 고스란히 간직한 LP로서, 단아한 앨범 아트워크와 함께 아날로그 컬렉터의 서가에서 가장 빛나는 컨트리 팝의 보석으로 영구히 자리할 가치가 있습니다.</w:t>
+        <w:t>80년대 초 아메리칸 팝 르네상스의 황금기를 생생하게 증언하는 기념비적인 음반이자, 당대 최고의 히트 싱글들이 유려한 마스터링으로 음각된 LP입니다. 팝과 컨트리의 클래식을 동시에 품고 있어 아날로그 오디오 파일과 바이닐 애호가라면 반드시 소장해야 할 가치가 충분합니다.</w:t>
       </w:r>
     </w:p>
     <w:p>
@@ -565,7 +597,7 @@
           <w:color w:val="4338CA"/>
           <w:sz w:val="21"/>
         </w:rPr>
-        <w:t>이 음반을 통해 티 없이 맑은 서정과 아날로그의 따스한 숨결이 전해주는 감동을 다시 한번 경험해 보시는 것은 어떨까요?</w:t>
+        <w:t>이 음반을 통해 아날로그의 따스한 소리골 사이로 주스 뉴턴의 싱그러운 보이스가 전해주는 감동을 다시 한번 경험해 보시는 것은 어떨까요?</w:t>
       </w:r>
     </w:p>
     <w:sectPr>
